--- a/resumes/Resume_Risk_and_Regulatory-_IA-_FS_-_Cyber_PwC_Acceleration_Center_India__MNC_.docx
+++ b/resumes/Resume_Risk_and_Regulatory-_IA-_FS_-_Cyber_PwC_Acceleration_Center_India__MNC_.docx
@@ -4,7 +4,7 @@
   <w:body>
     <w:p>
       <w:pPr>
-        <w:spacing w:after="44"/>
+        <w:spacing w:after="0" w:before="20"/>
         <w:jc w:val="center"/>
       </w:pPr>
       <w:r>
@@ -21,6 +21,7 @@
     </w:p>
     <w:p>
       <w:pPr>
+        <w:spacing w:before="20" w:after="0"/>
         <w:jc w:val="center"/>
       </w:pPr>
       <w:r>
@@ -116,7 +117,7 @@
         <w:pBdr>
           <w:bottom w:val="single" w:sz="6" w:space="1" w:color="000000"/>
         </w:pBdr>
-        <w:spacing w:before="360" w:after="52"/>
+        <w:spacing w:before="158" w:after="0"/>
       </w:pPr>
       <w:r>
         <w:rPr>
@@ -135,7 +136,7 @@
         <w:tabs>
           <w:tab w:val="right" w:pos="10800"/>
         </w:tabs>
-        <w:spacing w:before="62"/>
+        <w:spacing w:before="20" w:after="0"/>
       </w:pPr>
       <w:r>
         <w:rPr>
@@ -168,7 +169,7 @@
     </w:p>
     <w:p>
       <w:pPr>
-        <w:spacing w:before="8"/>
+        <w:spacing w:before="8" w:after="0"/>
       </w:pPr>
       <w:r>
         <w:rPr>
@@ -187,7 +188,7 @@
         <w:tabs>
           <w:tab w:val="right" w:pos="10800"/>
         </w:tabs>
-        <w:spacing w:before="62"/>
+        <w:spacing w:before="20" w:after="0"/>
       </w:pPr>
       <w:r>
         <w:rPr>
@@ -220,7 +221,7 @@
     </w:p>
     <w:p>
       <w:pPr>
-        <w:spacing w:before="8"/>
+        <w:spacing w:before="8" w:after="0"/>
       </w:pPr>
       <w:r>
         <w:rPr>
@@ -239,7 +240,7 @@
         <w:tabs>
           <w:tab w:val="right" w:pos="10800"/>
         </w:tabs>
-        <w:spacing w:before="62"/>
+        <w:spacing w:before="20" w:after="0"/>
       </w:pPr>
       <w:r>
         <w:rPr>
@@ -272,7 +273,7 @@
     </w:p>
     <w:p>
       <w:pPr>
-        <w:spacing w:before="8"/>
+        <w:spacing w:before="8" w:after="0"/>
       </w:pPr>
       <w:r>
         <w:rPr>
@@ -288,7 +289,7 @@
     </w:p>
     <w:p>
       <w:pPr>
-        <w:spacing w:before="8"/>
+        <w:spacing w:before="35" w:after="35"/>
       </w:pPr>
     </w:p>
     <w:p>
@@ -296,7 +297,7 @@
         <w:pBdr>
           <w:bottom w:val="single" w:sz="6" w:space="1" w:color="000000"/>
         </w:pBdr>
-        <w:spacing w:before="155" w:after="52"/>
+        <w:spacing w:before="158" w:after="0"/>
       </w:pPr>
       <w:r>
         <w:rPr>
@@ -315,7 +316,7 @@
         <w:tabs>
           <w:tab w:val="right" w:pos="10800"/>
         </w:tabs>
-        <w:spacing w:before="62"/>
+        <w:spacing w:before="20" w:after="0"/>
       </w:pPr>
       <w:r>
         <w:rPr>
@@ -359,7 +360,7 @@
         <w:tabs>
           <w:tab w:val="right" w:pos="10800"/>
         </w:tabs>
-        <w:spacing w:before="8"/>
+        <w:spacing w:before="8" w:after="0"/>
       </w:pPr>
       <w:r>
         <w:rPr>
@@ -403,16 +404,16 @@
           <w:ilvl w:val="0"/>
           <w:numId w:val="2"/>
         </w:numPr>
-        <w:spacing w:before="13" w:after="13"/>
-      </w:pPr>
-      <w:r>
-        <w:rPr>
-          <w:rFonts w:ascii="Source Sans Pro" w:eastAsia="Source Sans Pro" w:hAnsi="Source Sans Pro" w:cs="Source Sans Pro"/>
-          <w:color w:val="000000"/>
-          <w:sz w:val="19"/>
-          <w:szCs w:val="19"/>
-        </w:rPr>
-        <w:t>Triaged 50+ weekly inventory reimbursement cases by severity and policy eligibility, mirroring structured alert triage and escalation workflow used in cyber risk advisory roles.</w:t>
+        <w:spacing w:before="13" w:after="44"/>
+      </w:pPr>
+      <w:r>
+        <w:rPr>
+          <w:rFonts w:ascii="Source Sans Pro" w:eastAsia="Source Sans Pro" w:hAnsi="Source Sans Pro" w:cs="Source Sans Pro"/>
+          <w:color w:val="000000"/>
+          <w:sz w:val="19"/>
+          <w:szCs w:val="19"/>
+        </w:rPr>
+        <w:t>Triaged 50+ weekly inventory reimbursement cases by severity and policy eligibility, leveraging structured alert triage and escalation workflow used in Risk and Regulatory operations.</w:t>
       </w:r>
       <w:proofErr w:type="spellStart"/>
       <w:r>
@@ -440,16 +441,16 @@
           <w:ilvl w:val="0"/>
           <w:numId w:val="2"/>
         </w:numPr>
-        <w:spacing w:before="13" w:after="13"/>
-      </w:pPr>
-      <w:r>
-        <w:rPr>
-          <w:rFonts w:ascii="Source Sans Pro" w:eastAsia="Source Sans Pro" w:hAnsi="Source Sans Pro" w:cs="Source Sans Pro"/>
-          <w:color w:val="000000"/>
-          <w:sz w:val="19"/>
-          <w:szCs w:val="19"/>
-        </w:rPr>
-        <w:t>Conducted root cause analysis on seller claims to identify policy violations and anomalous patterns; escalated findings to senior reviewers, demonstrating investigative instincts central to regulatory compliance.</w:t>
+        <w:spacing w:before="13" w:after="44"/>
+      </w:pPr>
+      <w:r>
+        <w:rPr>
+          <w:rFonts w:ascii="Source Sans Pro" w:eastAsia="Source Sans Pro" w:hAnsi="Source Sans Pro" w:cs="Source Sans Pro"/>
+          <w:color w:val="000000"/>
+          <w:sz w:val="19"/>
+          <w:szCs w:val="19"/>
+        </w:rPr>
+        <w:t>Conducted root cause analysis on seller claims, identifying policy violations and anomalous patterns, and escalated findings to senior reviewers.</w:t>
       </w:r>
     </w:p>
     <w:p>
@@ -459,16 +460,16 @@
           <w:ilvl w:val="0"/>
           <w:numId w:val="2"/>
         </w:numPr>
-        <w:spacing w:before="13" w:after="13"/>
-      </w:pPr>
-      <w:r>
-        <w:rPr>
-          <w:rFonts w:ascii="Source Sans Pro" w:eastAsia="Source Sans Pro" w:hAnsi="Source Sans Pro" w:cs="Source Sans Pro"/>
-          <w:color w:val="000000"/>
-          <w:sz w:val="19"/>
-          <w:szCs w:val="19"/>
-        </w:rPr>
-        <w:t>Maintained audit-ready case documentation recording investigation findings, decisions, and corrective actions, establishing evidence chain-of-custody discipline required for security incident reporting and IT audit.</w:t>
+        <w:spacing w:before="13" w:after="44"/>
+      </w:pPr>
+      <w:r>
+        <w:rPr>
+          <w:rFonts w:ascii="Source Sans Pro" w:eastAsia="Source Sans Pro" w:hAnsi="Source Sans Pro" w:cs="Source Sans Pro"/>
+          <w:color w:val="000000"/>
+          <w:sz w:val="19"/>
+          <w:szCs w:val="19"/>
+        </w:rPr>
+        <w:t>Maintained audit-ready case documentation, recording investigation findings, decisions, and corrective actions for Risk and Regulatory incident reporting and IA compliance.</w:t>
       </w:r>
     </w:p>
     <w:p>
@@ -476,7 +477,7 @@
         <w:pBdr>
           <w:bottom w:val="single" w:sz="6" w:space="1" w:color="000000"/>
         </w:pBdr>
-        <w:spacing w:before="155" w:after="52"/>
+        <w:spacing w:before="35" w:after="35"/>
         <w:rPr>
           <w:rFonts w:ascii="Source Sans Pro" w:eastAsia="Source Sans Pro" w:hAnsi="Source Sans Pro" w:cs="Source Sans Pro"/>
           <w:b/>
@@ -492,7 +493,7 @@
         <w:pBdr>
           <w:bottom w:val="single" w:sz="6" w:space="1" w:color="000000"/>
         </w:pBdr>
-        <w:spacing w:before="155" w:after="52"/>
+        <w:spacing w:before="158" w:after="0"/>
       </w:pPr>
       <w:r>
         <w:rPr>
@@ -511,7 +512,7 @@
         <w:tabs>
           <w:tab w:val="right" w:pos="10800"/>
         </w:tabs>
-        <w:spacing w:before="62"/>
+        <w:spacing w:before="20" w:after="0"/>
       </w:pPr>
       <w:proofErr w:type="spellStart"/>
       <w:proofErr w:type="spellEnd"/>
@@ -525,7 +526,7 @@
             <w:color w:val="000000"/>
             <w:u w:val="single"/>
           </w:rPr>
-          <w:t>SOC Automation &amp; Threat Detection Lab</w:t>
+          <w:t>SOC Automation and Threat Detection Lab</w:t>
         </w:r>
       </w:hyperlink>
       <w:r>
@@ -553,16 +554,16 @@
           <w:ilvl w:val="0"/>
           <w:numId w:val="2"/>
         </w:numPr>
-        <w:spacing w:before="13" w:after="13"/>
-      </w:pPr>
-      <w:r>
-        <w:rPr>
-          <w:rFonts w:ascii="Source Sans Pro" w:eastAsia="Source Sans Pro" w:hAnsi="Source Sans Pro" w:cs="Source Sans Pro"/>
-          <w:color w:val="000000"/>
-          <w:sz w:val="19"/>
-          <w:szCs w:val="19"/>
-        </w:rPr>
-        <w:t>Deployed Splunk SIEM with SPL correlation searches for brute-force detection, lateral movement, and privilege escalation; mapped TTPs to MITRE ATT&amp;CK (T1110, T1078, T1059) and wrote incident report.</w:t>
+        <w:spacing w:before="13" w:after="44"/>
+      </w:pPr>
+      <w:r>
+        <w:rPr>
+          <w:rFonts w:ascii="Source Sans Pro" w:eastAsia="Source Sans Pro" w:hAnsi="Source Sans Pro" w:cs="Source Sans Pro"/>
+          <w:color w:val="000000"/>
+          <w:sz w:val="19"/>
+          <w:szCs w:val="19"/>
+        </w:rPr>
+        <w:t>Deployed Splunk SIEM with SPL searches for brute-force detection, lateral movement, and privilege escalation (T1110, T1078, T1059); mapped TTPs and wrote incident report.</w:t>
       </w:r>
     </w:p>
     <w:p>
@@ -572,16 +573,16 @@
           <w:ilvl w:val="0"/>
           <w:numId w:val="2"/>
         </w:numPr>
-        <w:spacing w:before="13" w:after="13"/>
-      </w:pPr>
-      <w:r>
-        <w:rPr>
-          <w:rFonts w:ascii="Source Sans Pro" w:eastAsia="Source Sans Pro" w:hAnsi="Source Sans Pro" w:cs="Source Sans Pro"/>
-          <w:color w:val="000000"/>
-          <w:sz w:val="19"/>
-          <w:szCs w:val="19"/>
-        </w:rPr>
-        <w:t>Built automated SOAR-style detection pipeline: Python script ingests Splunk alerts, runs IOC enrichment via VirusTotal API, and dispatches Telegram notifications with severity classification.</w:t>
+        <w:spacing w:before="13" w:after="44"/>
+      </w:pPr>
+      <w:r>
+        <w:rPr>
+          <w:rFonts w:ascii="Source Sans Pro" w:eastAsia="Source Sans Pro" w:hAnsi="Source Sans Pro" w:cs="Source Sans Pro"/>
+          <w:color w:val="000000"/>
+          <w:sz w:val="19"/>
+          <w:szCs w:val="19"/>
+        </w:rPr>
+        <w:t>Built SOAR-style detection pipeline: Python script ingests Splunk alerts, runs IOC enrichment via VirusTotal API, dispatches Telegram notifications with severity classification.</w:t>
       </w:r>
     </w:p>
     <w:p>
@@ -591,16 +592,16 @@
           <w:ilvl w:val="0"/>
           <w:numId w:val="2"/>
         </w:numPr>
-        <w:spacing w:before="13" w:after="13"/>
-      </w:pPr>
-      <w:r>
-        <w:rPr>
-          <w:rFonts w:ascii="Source Sans Pro" w:eastAsia="Source Sans Pro" w:hAnsi="Source Sans Pro" w:cs="Source Sans Pro"/>
-          <w:color w:val="000000"/>
-          <w:sz w:val="19"/>
-          <w:szCs w:val="19"/>
-        </w:rPr>
-        <w:t>Converted detection logic to Sigma rules; performed TCP/IP analysis in Wireshark to detect SYN scans, DNS tunnelling, and plaintext credential exposure on unencrypted sessions.</w:t>
+        <w:spacing w:before="13" w:after="44"/>
+      </w:pPr>
+      <w:r>
+        <w:rPr>
+          <w:rFonts w:ascii="Source Sans Pro" w:eastAsia="Source Sans Pro" w:hAnsi="Source Sans Pro" w:cs="Source Sans Pro"/>
+          <w:color w:val="000000"/>
+          <w:sz w:val="19"/>
+          <w:szCs w:val="19"/>
+        </w:rPr>
+        <w:t>Converted detection logic to Sigma rules; analyzed TCP/IP traffic in Wireshark for SYN scans, DNS tunnelling, and plaintext credential exposure.</w:t>
       </w:r>
       <w:proofErr w:type="spellStart"/>
       <w:r>
@@ -641,7 +642,7 @@
     </w:p>
     <w:p>
       <w:pPr>
-        <w:spacing w:before="30"/>
+        <w:spacing w:before="35" w:after="35"/>
       </w:pPr>
     </w:p>
     <w:p>
@@ -649,7 +650,7 @@
         <w:tabs>
           <w:tab w:val="right" w:pos="10800"/>
         </w:tabs>
-        <w:spacing w:before="30"/>
+        <w:spacing w:before="30" w:after="0"/>
       </w:pPr>
       <w:hyperlink r:id="rId14">
         <w:r>
@@ -661,7 +662,7 @@
             <w:color w:val="000000"/>
             <w:u w:val="single"/>
           </w:rPr>
-          <w:t>Vulnerability Scanner &amp; Patch Prioritization Engine</w:t>
+          <w:t>Vulnerability Scanner and Patch Prioritization Engine</w:t>
         </w:r>
       </w:hyperlink>
       <w:r>
@@ -689,16 +690,16 @@
           <w:ilvl w:val="0"/>
           <w:numId w:val="2"/>
         </w:numPr>
-        <w:spacing w:before="13" w:after="13"/>
-      </w:pPr>
-      <w:r>
-        <w:rPr>
-          <w:rFonts w:ascii="Source Sans Pro" w:eastAsia="Source Sans Pro" w:hAnsi="Source Sans Pro" w:cs="Source Sans Pro"/>
-          <w:color w:val="000000"/>
-          <w:sz w:val="19"/>
-          <w:szCs w:val="19"/>
-        </w:rPr>
-        <w:t>Built automated vulnerability assessment pipeline integrating Nessus and OpenVAS REST APIs in Python; generates CVE reports classified by CVSS severity.</w:t>
+        <w:spacing w:before="13" w:after="44"/>
+      </w:pPr>
+      <w:r>
+        <w:rPr>
+          <w:rFonts w:ascii="Source Sans Pro" w:eastAsia="Source Sans Pro" w:hAnsi="Source Sans Pro" w:cs="Source Sans Pro"/>
+          <w:color w:val="000000"/>
+          <w:sz w:val="19"/>
+          <w:szCs w:val="19"/>
+        </w:rPr>
+        <w:t>Developed automated vulnerability assessment pipeline integrating Nessus and OpenVAS APIs in Python, generating CVE reports with CVSS severity classification and EPSS scoring from FIRST.org API.</w:t>
       </w:r>
     </w:p>
     <w:p>
@@ -708,16 +709,16 @@
           <w:ilvl w:val="0"/>
           <w:numId w:val="2"/>
         </w:numPr>
-        <w:spacing w:before="13" w:after="13"/>
-      </w:pPr>
-      <w:r>
-        <w:rPr>
-          <w:rFonts w:ascii="Source Sans Pro" w:eastAsia="Source Sans Pro" w:hAnsi="Source Sans Pro" w:cs="Source Sans Pro"/>
-          <w:color w:val="000000"/>
-          <w:sz w:val="19"/>
-          <w:szCs w:val="19"/>
-        </w:rPr>
-        <w:t>Developed OWASP Top 10 automated web checker that sends crafted HTTP requests to detect injection, broken auth, and SSRF vulnerabilities.</w:t>
+        <w:spacing w:before="13" w:after="44"/>
+      </w:pPr>
+      <w:r>
+        <w:rPr>
+          <w:rFonts w:ascii="Source Sans Pro" w:eastAsia="Source Sans Pro" w:hAnsi="Source Sans Pro" w:cs="Source Sans Pro"/>
+          <w:color w:val="000000"/>
+          <w:sz w:val="19"/>
+          <w:szCs w:val="19"/>
+        </w:rPr>
+        <w:t>Developed OWASP Top 10 automated web checker for vulnerability detection, including injection, auth, and SSRF vulnerabilities, and documented SQL injection remediation.</w:t>
       </w:r>
     </w:p>
     <w:p>
@@ -727,16 +728,16 @@
           <w:ilvl w:val="0"/>
           <w:numId w:val="2"/>
         </w:numPr>
-        <w:spacing w:before="13" w:after="13"/>
-      </w:pPr>
-      <w:r>
-        <w:rPr>
-          <w:rFonts w:ascii="Source Sans Pro" w:eastAsia="Source Sans Pro" w:hAnsi="Source Sans Pro" w:cs="Source Sans Pro"/>
-          <w:color w:val="000000"/>
-          <w:sz w:val="19"/>
-          <w:szCs w:val="19"/>
-        </w:rPr>
-        <w:t>Automated scan scheduling via Bash and cron; built delta-scan logic to flag newly discovered CVEs and calculate remediation SLA deadlines for patch compliance tracking.</w:t>
+        <w:spacing w:before="13" w:after="44"/>
+      </w:pPr>
+      <w:r>
+        <w:rPr>
+          <w:rFonts w:ascii="Source Sans Pro" w:eastAsia="Source Sans Pro" w:hAnsi="Source Sans Pro" w:cs="Source Sans Pro"/>
+          <w:color w:val="000000"/>
+          <w:sz w:val="19"/>
+          <w:szCs w:val="19"/>
+        </w:rPr>
+        <w:t>Automated scan scheduling via Bash and cron; built delta-scan logic to flag new CVEs with SLA deadlines (Critical=24hrs, High=7 days, Medium=30 days).</w:t>
       </w:r>
     </w:p>
     <w:p>
@@ -744,7 +745,7 @@
         <w:pBdr>
           <w:bottom w:val="single" w:sz="6" w:space="1" w:color="000000"/>
         </w:pBdr>
-        <w:spacing w:before="155" w:after="52"/>
+        <w:spacing w:before="35" w:after="35"/>
         <w:rPr>
           <w:rFonts w:ascii="Source Sans Pro" w:eastAsia="Source Sans Pro" w:hAnsi="Source Sans Pro" w:cs="Source Sans Pro"/>
           <w:b/>
@@ -760,7 +761,7 @@
         <w:pBdr>
           <w:bottom w:val="single" w:sz="6" w:space="1" w:color="000000"/>
         </w:pBdr>
-        <w:spacing w:before="155" w:after="52"/>
+        <w:spacing w:before="158" w:after="0"/>
       </w:pPr>
       <w:r>
         <w:rPr>
@@ -776,7 +777,7 @@
     </w:p>
     <w:p>
       <w:pPr>
-        <w:spacing w:before="24" w:after="24"/>
+        <w:spacing w:before="59" w:after="59"/>
       </w:pPr>
       <w:r>
         <w:rPr>
@@ -798,7 +799,7 @@
     </w:p>
     <w:p>
       <w:pPr>
-        <w:spacing w:before="24" w:after="24"/>
+        <w:spacing w:before="59" w:after="59"/>
       </w:pPr>
       <w:r>
         <w:rPr>
@@ -820,7 +821,7 @@
     </w:p>
     <w:p>
       <w:pPr>
-        <w:spacing w:before="24" w:after="24"/>
+        <w:spacing w:before="59" w:after="59"/>
       </w:pPr>
       <w:r>
         <w:rPr>
@@ -842,7 +843,7 @@
     </w:p>
     <w:p>
       <w:pPr>
-        <w:spacing w:before="24" w:after="24"/>
+        <w:spacing w:before="59" w:after="59"/>
       </w:pPr>
       <w:r>
         <w:rPr>
@@ -864,7 +865,7 @@
     </w:p>
     <w:p>
       <w:pPr>
-        <w:spacing w:before="24" w:after="24"/>
+        <w:spacing w:before="59" w:after="59"/>
       </w:pPr>
       <w:r>
         <w:rPr>
@@ -881,7 +882,7 @@
           <w:sz w:val="19"/>
           <w:szCs w:val="19"/>
         </w:rPr>
-        <w:t>Python, Bash (basic), regular expressions</w:t>
+        <w:t>Python, Bash (basic), regular expressions, Risk</w:t>
       </w:r>
     </w:p>
     <w:p>
@@ -889,7 +890,7 @@
         <w:pBdr>
           <w:bottom w:val="single" w:sz="6" w:space="1" w:color="000000"/>
         </w:pBdr>
-        <w:spacing w:before="155" w:after="52"/>
+        <w:spacing w:before="35" w:after="35"/>
         <w:rPr>
           <w:rFonts w:ascii="Source Sans Pro" w:eastAsia="Source Sans Pro" w:hAnsi="Source Sans Pro" w:cs="Source Sans Pro"/>
           <w:b/>
@@ -905,7 +906,7 @@
         <w:pBdr>
           <w:bottom w:val="single" w:sz="6" w:space="1" w:color="000000"/>
         </w:pBdr>
-        <w:spacing w:before="155" w:after="52"/>
+        <w:spacing w:before="158" w:after="0"/>
       </w:pPr>
       <w:r>
         <w:rPr>
@@ -926,7 +927,7 @@
           <w:ilvl w:val="0"/>
           <w:numId w:val="2"/>
         </w:numPr>
-        <w:spacing w:before="13" w:after="13"/>
+        <w:spacing w:before="13" w:after="44"/>
       </w:pPr>
       <w:r>
         <w:rPr>
@@ -945,7 +946,7 @@
           <w:ilvl w:val="0"/>
           <w:numId w:val="2"/>
         </w:numPr>
-        <w:spacing w:before="13" w:after="13"/>
+        <w:spacing w:before="13" w:after="44"/>
       </w:pPr>
       <w:r>
         <w:rPr>

--- a/resumes/Resume_Risk_and_Regulatory-_IA-_FS_-_Cyber_PwC_Acceleration_Center_India__MNC_.docx
+++ b/resumes/Resume_Risk_and_Regulatory-_IA-_FS_-_Cyber_PwC_Acceleration_Center_India__MNC_.docx
@@ -413,7 +413,7 @@
           <w:sz w:val="19"/>
           <w:szCs w:val="19"/>
         </w:rPr>
-        <w:t>Triaged 50+ weekly inventory reimbursement cases by severity and policy eligibility, leveraging structured alert triage and escalation workflow used in Risk and Regulatory operations.</w:t>
+        <w:t>Triaged 50+ weekly inventory reimbursement cases by severity and policy eligibility, mirroring risk and regulatory IA workflows.</w:t>
       </w:r>
       <w:proofErr w:type="spellStart"/>
       <w:r>
@@ -469,7 +469,7 @@
           <w:sz w:val="19"/>
           <w:szCs w:val="19"/>
         </w:rPr>
-        <w:t>Maintained audit-ready case documentation, recording investigation findings, decisions, and corrective actions for Risk and Regulatory incident reporting and IA compliance.</w:t>
+        <w:t>Maintained audit-ready case documentation, recording investigation findings, decisions, and corrective actions for security incident reporting and IT audit.</w:t>
       </w:r>
     </w:p>
     <w:p>
@@ -563,7 +563,7 @@
           <w:sz w:val="19"/>
           <w:szCs w:val="19"/>
         </w:rPr>
-        <w:t>Deployed Splunk SIEM with SPL searches for brute-force detection, lateral movement, and privilege escalation (T1110, T1078, T1059); mapped TTPs and wrote incident report.</w:t>
+        <w:t>Deployed Splunk SIEM with SPL searches for brute-force detection, lateral movement, and privilege escalation (T1110, T1078, T1059).</w:t>
       </w:r>
     </w:p>
     <w:p>
@@ -582,7 +582,7 @@
           <w:sz w:val="19"/>
           <w:szCs w:val="19"/>
         </w:rPr>
-        <w:t>Built SOAR-style detection pipeline: Python script ingests Splunk alerts, runs IOC enrichment via VirusTotal API, dispatches Telegram notifications with severity classification.</w:t>
+        <w:t>Developed SOAR-style detection pipeline: Python script ingests Splunk alerts, enriches with VirusTotal API, and dispatches Telegram notifications with severity classification.</w:t>
       </w:r>
     </w:p>
     <w:p>
@@ -699,7 +699,7 @@
           <w:sz w:val="19"/>
           <w:szCs w:val="19"/>
         </w:rPr>
-        <w:t>Developed automated vulnerability assessment pipeline integrating Nessus and OpenVAS APIs in Python, generating CVE reports with CVSS severity classification and EPSS scoring from FIRST.org API.</w:t>
+        <w:t>Developed automated vulnerability assessment pipeline integrating Nessus and OpenVAS REST APIs in Python, generating CVE reports with CVSS severity and EPSS scoring from FIRST.org API.</w:t>
       </w:r>
     </w:p>
     <w:p>
@@ -718,7 +718,7 @@
           <w:sz w:val="19"/>
           <w:szCs w:val="19"/>
         </w:rPr>
-        <w:t>Developed OWASP Top 10 automated web checker for vulnerability detection, including injection, auth, and SSRF vulnerabilities, and documented SQL injection remediation.</w:t>
+        <w:t>Developed OWASP Top 10 automated web checker using Python and Bash, detecting injection, auth, and SSRF vulnerabilities.</w:t>
       </w:r>
     </w:p>
     <w:p>
@@ -737,7 +737,7 @@
           <w:sz w:val="19"/>
           <w:szCs w:val="19"/>
         </w:rPr>
-        <w:t>Automated scan scheduling via Bash and cron; built delta-scan logic to flag new CVEs with SLA deadlines (Critical=24hrs, High=7 days, Medium=30 days).</w:t>
+        <w:t>Automated scan scheduling via Bash and cron; built delta-scan logic for CVE flagging and remediation SLA deadlines (Critical=24hrs, High=7 days, Medium=30 days) using Nessus and OpenVAS.</w:t>
       </w:r>
     </w:p>
     <w:p>

--- a/resumes/Resume_Risk_and_Regulatory-_IA-_FS_-_Cyber_PwC_Acceleration_Center_India__MNC_.docx
+++ b/resumes/Resume_Risk_and_Regulatory-_IA-_FS_-_Cyber_PwC_Acceleration_Center_India__MNC_.docx
@@ -117,7 +117,7 @@
         <w:pBdr>
           <w:bottom w:val="single" w:sz="6" w:space="1" w:color="000000"/>
         </w:pBdr>
-        <w:spacing w:before="158" w:after="0"/>
+        <w:spacing w:before="141" w:after="0"/>
       </w:pPr>
       <w:r>
         <w:rPr>
@@ -289,7 +289,7 @@
     </w:p>
     <w:p>
       <w:pPr>
-        <w:spacing w:before="35" w:after="35"/>
+        <w:spacing w:before="30" w:after="30"/>
       </w:pPr>
     </w:p>
     <w:p>
@@ -297,7 +297,7 @@
         <w:pBdr>
           <w:bottom w:val="single" w:sz="6" w:space="1" w:color="000000"/>
         </w:pBdr>
-        <w:spacing w:before="158" w:after="0"/>
+        <w:spacing w:before="141" w:after="0"/>
       </w:pPr>
       <w:r>
         <w:rPr>
@@ -404,34 +404,16 @@
           <w:ilvl w:val="0"/>
           <w:numId w:val="2"/>
         </w:numPr>
-        <w:spacing w:before="13" w:after="44"/>
-      </w:pPr>
-      <w:r>
-        <w:rPr>
-          <w:rFonts w:ascii="Source Sans Pro" w:eastAsia="Source Sans Pro" w:hAnsi="Source Sans Pro" w:cs="Source Sans Pro"/>
-          <w:color w:val="000000"/>
-          <w:sz w:val="19"/>
-          <w:szCs w:val="19"/>
-        </w:rPr>
-        <w:t>Triaged 50+ weekly inventory reimbursement cases by severity and policy eligibility, mirroring risk and regulatory IA workflows.</w:t>
-      </w:r>
-      <w:proofErr w:type="spellStart"/>
-      <w:r>
-        <w:rPr>
-          <w:rFonts w:ascii="Source Sans Pro" w:eastAsia="Source Sans Pro" w:hAnsi="Source Sans Pro" w:cs="Source Sans Pro"/>
-          <w:color w:val="000000"/>
-          <w:sz w:val="19"/>
-          <w:szCs w:val="19"/>
-        </w:rPr>
-      </w:r>
-      <w:proofErr w:type="spellEnd"/>
-      <w:r>
-        <w:rPr>
-          <w:rFonts w:ascii="Source Sans Pro" w:eastAsia="Source Sans Pro" w:hAnsi="Source Sans Pro" w:cs="Source Sans Pro"/>
-          <w:color w:val="000000"/>
-          <w:sz w:val="19"/>
-          <w:szCs w:val="19"/>
-        </w:rPr>
+        <w:spacing w:before="13" w:after="38"/>
+      </w:pPr>
+      <w:r>
+        <w:rPr>
+          <w:rFonts w:ascii="Source Sans Pro" w:eastAsia="Source Sans Pro" w:hAnsi="Source Sans Pro" w:cs="Source Sans Pro"/>
+          <w:color w:val="000000"/>
+          <w:sz w:val="19"/>
+          <w:szCs w:val="19"/>
+        </w:rPr>
+        <w:t>Triaged 50+ weekly inventory reimbursement cases by severity and policy eligibility, following structured case triage and escalation workflows.</w:t>
       </w:r>
     </w:p>
     <w:p>
@@ -441,16 +423,16 @@
           <w:ilvl w:val="0"/>
           <w:numId w:val="2"/>
         </w:numPr>
-        <w:spacing w:before="13" w:after="44"/>
-      </w:pPr>
-      <w:r>
-        <w:rPr>
-          <w:rFonts w:ascii="Source Sans Pro" w:eastAsia="Source Sans Pro" w:hAnsi="Source Sans Pro" w:cs="Source Sans Pro"/>
-          <w:color w:val="000000"/>
-          <w:sz w:val="19"/>
-          <w:szCs w:val="19"/>
-        </w:rPr>
-        <w:t>Conducted root cause analysis on seller claims, identifying policy violations and anomalous patterns, and escalated findings to senior reviewers.</w:t>
+        <w:spacing w:before="13" w:after="38"/>
+      </w:pPr>
+      <w:r>
+        <w:rPr>
+          <w:rFonts w:ascii="Source Sans Pro" w:eastAsia="Source Sans Pro" w:hAnsi="Source Sans Pro" w:cs="Source Sans Pro"/>
+          <w:color w:val="000000"/>
+          <w:sz w:val="19"/>
+          <w:szCs w:val="19"/>
+        </w:rPr>
+        <w:t>Conducted root cause analysis on seller claims, identifying policy violations and anomalous patterns; escalated findings to senior reviewers.</w:t>
       </w:r>
     </w:p>
     <w:p>
@@ -460,24 +442,40 @@
           <w:ilvl w:val="0"/>
           <w:numId w:val="2"/>
         </w:numPr>
-        <w:spacing w:before="13" w:after="44"/>
-      </w:pPr>
-      <w:r>
-        <w:rPr>
-          <w:rFonts w:ascii="Source Sans Pro" w:eastAsia="Source Sans Pro" w:hAnsi="Source Sans Pro" w:cs="Source Sans Pro"/>
-          <w:color w:val="000000"/>
-          <w:sz w:val="19"/>
-          <w:szCs w:val="19"/>
-        </w:rPr>
-        <w:t>Maintained audit-ready case documentation, recording investigation findings, decisions, and corrective actions for security incident reporting and IT audit.</w:t>
-      </w:r>
-    </w:p>
-    <w:p>
-      <w:pPr>
-        <w:pBdr>
-          <w:bottom w:val="single" w:sz="6" w:space="1" w:color="000000"/>
-        </w:pBdr>
-        <w:spacing w:before="35" w:after="35"/>
+        <w:spacing w:before="13" w:after="38"/>
+      </w:pPr>
+      <w:r>
+        <w:rPr>
+          <w:rFonts w:ascii="Source Sans Pro" w:eastAsia="Source Sans Pro" w:hAnsi="Source Sans Pro" w:cs="Source Sans Pro"/>
+          <w:color w:val="000000"/>
+          <w:sz w:val="19"/>
+          <w:szCs w:val="19"/>
+        </w:rPr>
+        <w:t>Maintained audit-ready case documentation, recording findings, decisions, corrective actions, and evidence notes.</w:t>
+      </w:r>
+    </w:p>
+    <w:p>
+      <w:pPr>
+        <w:pStyle w:val="ListParagraph"/>
+        <w:numPr>
+          <w:ilvl w:val="0"/>
+          <w:numId w:val="2"/>
+        </w:numPr>
+        <w:spacing w:before="13" w:after="38"/>
+      </w:pPr>
+      <w:r>
+        <w:rPr>
+          <w:rFonts w:ascii="Source Sans Pro" w:eastAsia="Source Sans Pro" w:hAnsi="Source Sans Pro" w:cs="Source Sans Pro"/>
+          <w:color w:val="000000"/>
+          <w:sz w:val="19"/>
+          <w:szCs w:val="19"/>
+        </w:rPr>
+        <w:t>Spotted recurring fraud patterns across 200+ weekly cases and flagged them early, reducing repeat-issue investigation time before escalation.</w:t>
+      </w:r>
+    </w:p>
+    <w:p>
+      <w:pPr>
+        <w:spacing w:before="30" w:after="30"/>
         <w:rPr>
           <w:rFonts w:ascii="Source Sans Pro" w:eastAsia="Source Sans Pro" w:hAnsi="Source Sans Pro" w:cs="Source Sans Pro"/>
           <w:b/>
@@ -490,10 +488,7 @@
     </w:p>
     <w:p>
       <w:pPr>
-        <w:pBdr>
-          <w:bottom w:val="single" w:sz="6" w:space="1" w:color="000000"/>
-        </w:pBdr>
-        <w:spacing w:before="158" w:after="0"/>
+        <w:spacing w:before="134" w:after="13"/>
       </w:pPr>
       <w:r>
         <w:rPr>
@@ -514,16 +509,14 @@
         </w:tabs>
         <w:spacing w:before="20" w:after="0"/>
       </w:pPr>
-      <w:proofErr w:type="spellStart"/>
-      <w:proofErr w:type="spellEnd"/>
-      <w:hyperlink r:id="rId13">
+      <w:hyperlink r:id="rId8">
         <w:r>
           <w:rPr>
             <w:rFonts w:ascii="Source Sans Pro" w:eastAsia="Source Sans Pro" w:hAnsi="Source Sans Pro" w:cs="Source Sans Pro"/>
             <w:b/>
+            <w:color w:val="000000"/>
             <w:sz w:val="19"/>
             <w:szCs w:val="19"/>
-            <w:color w:val="000000"/>
             <w:u w:val="single"/>
           </w:rPr>
           <w:t>SOC Automation and Threat Detection Lab</w:t>
@@ -535,7 +528,15 @@
           <w:sz w:val="19"/>
           <w:szCs w:val="19"/>
         </w:rPr>
-        <w:t xml:space="preserve">  |  	</w:t>
+        <w:t xml:space="preserve">  |  </w:t>
+      </w:r>
+      <w:r>
+        <w:rPr>
+          <w:rFonts w:ascii="Source Sans Pro" w:eastAsia="Source Sans Pro" w:hAnsi="Source Sans Pro" w:cs="Source Sans Pro"/>
+          <w:sz w:val="19"/>
+          <w:szCs w:val="19"/>
+        </w:rPr>
+        <w:tab/>
       </w:r>
       <w:r>
         <w:rPr>
@@ -554,16 +555,16 @@
           <w:ilvl w:val="0"/>
           <w:numId w:val="2"/>
         </w:numPr>
-        <w:spacing w:before="13" w:after="44"/>
-      </w:pPr>
-      <w:r>
-        <w:rPr>
-          <w:rFonts w:ascii="Source Sans Pro" w:eastAsia="Source Sans Pro" w:hAnsi="Source Sans Pro" w:cs="Source Sans Pro"/>
-          <w:color w:val="000000"/>
-          <w:sz w:val="19"/>
-          <w:szCs w:val="19"/>
-        </w:rPr>
-        <w:t>Deployed Splunk SIEM with SPL searches for brute-force detection, lateral movement, and privilege escalation (T1110, T1078, T1059).</w:t>
+        <w:spacing w:before="13" w:after="38"/>
+      </w:pPr>
+      <w:r>
+        <w:rPr>
+          <w:rFonts w:ascii="Source Sans Pro" w:eastAsia="Source Sans Pro" w:hAnsi="Source Sans Pro" w:cs="Source Sans Pro"/>
+          <w:color w:val="000000"/>
+          <w:sz w:val="19"/>
+          <w:szCs w:val="19"/>
+        </w:rPr>
+        <w:t>Deployed Splunk SIEM with SPL searches for brute-force detection, lateral movement, and privilege escalation (T1110, T1078, T1059); mapped TTPs and wrote incident report.</w:t>
       </w:r>
     </w:p>
     <w:p>
@@ -573,16 +574,16 @@
           <w:ilvl w:val="0"/>
           <w:numId w:val="2"/>
         </w:numPr>
-        <w:spacing w:before="13" w:after="44"/>
-      </w:pPr>
-      <w:r>
-        <w:rPr>
-          <w:rFonts w:ascii="Source Sans Pro" w:eastAsia="Source Sans Pro" w:hAnsi="Source Sans Pro" w:cs="Source Sans Pro"/>
-          <w:color w:val="000000"/>
-          <w:sz w:val="19"/>
-          <w:szCs w:val="19"/>
-        </w:rPr>
-        <w:t>Developed SOAR-style detection pipeline: Python script ingests Splunk alerts, enriches with VirusTotal API, and dispatches Telegram notifications with severity classification.</w:t>
+        <w:spacing w:before="13" w:after="38"/>
+      </w:pPr>
+      <w:r>
+        <w:rPr>
+          <w:rFonts w:ascii="Source Sans Pro" w:eastAsia="Source Sans Pro" w:hAnsi="Source Sans Pro" w:cs="Source Sans Pro"/>
+          <w:color w:val="000000"/>
+          <w:sz w:val="19"/>
+          <w:szCs w:val="19"/>
+        </w:rPr>
+        <w:t>Built automated SOAR-style detection pipeline: Python script ingests Splunk alerts, enriches with VirusTotal API, and dispatches Telegram notifications with severity classification.</w:t>
       </w:r>
     </w:p>
     <w:p>
@@ -592,7 +593,7 @@
           <w:ilvl w:val="0"/>
           <w:numId w:val="2"/>
         </w:numPr>
-        <w:spacing w:before="13" w:after="44"/>
+        <w:spacing w:before="13" w:after="38"/>
       </w:pPr>
       <w:r>
         <w:rPr>
@@ -603,46 +604,10 @@
         </w:rPr>
         <w:t>Converted detection logic to Sigma rules; analyzed TCP/IP traffic in Wireshark for SYN scans, DNS tunnelling, and plaintext credential exposure.</w:t>
       </w:r>
-      <w:proofErr w:type="spellStart"/>
-      <w:r>
-        <w:rPr>
-          <w:rFonts w:ascii="Source Sans Pro" w:eastAsia="Source Sans Pro" w:hAnsi="Source Sans Pro" w:cs="Source Sans Pro"/>
-          <w:color w:val="000000"/>
-          <w:sz w:val="19"/>
-          <w:szCs w:val="19"/>
-        </w:rPr>
-      </w:r>
-      <w:proofErr w:type="spellEnd"/>
-      <w:r>
-        <w:rPr>
-          <w:rFonts w:ascii="Source Sans Pro" w:eastAsia="Source Sans Pro" w:hAnsi="Source Sans Pro" w:cs="Source Sans Pro"/>
-          <w:color w:val="000000"/>
-          <w:sz w:val="19"/>
-          <w:szCs w:val="19"/>
-        </w:rPr>
-      </w:r>
-      <w:proofErr w:type="spellStart"/>
-      <w:r>
-        <w:rPr>
-          <w:rFonts w:ascii="Source Sans Pro" w:eastAsia="Source Sans Pro" w:hAnsi="Source Sans Pro" w:cs="Source Sans Pro"/>
-          <w:color w:val="000000"/>
-          <w:sz w:val="19"/>
-          <w:szCs w:val="19"/>
-        </w:rPr>
-      </w:r>
-      <w:proofErr w:type="spellEnd"/>
-      <w:r>
-        <w:rPr>
-          <w:rFonts w:ascii="Source Sans Pro" w:eastAsia="Source Sans Pro" w:hAnsi="Source Sans Pro" w:cs="Source Sans Pro"/>
-          <w:color w:val="000000"/>
-          <w:sz w:val="19"/>
-          <w:szCs w:val="19"/>
-        </w:rPr>
-      </w:r>
-    </w:p>
-    <w:p>
-      <w:pPr>
-        <w:spacing w:before="35" w:after="35"/>
+    </w:p>
+    <w:p>
+      <w:pPr>
+        <w:spacing w:before="30" w:after="30"/>
       </w:pPr>
     </w:p>
     <w:p>
@@ -652,14 +617,14 @@
         </w:tabs>
         <w:spacing w:before="30" w:after="0"/>
       </w:pPr>
-      <w:hyperlink r:id="rId14">
+      <w:hyperlink r:id="rId9">
         <w:r>
           <w:rPr>
             <w:rFonts w:ascii="Source Sans Pro" w:eastAsia="Source Sans Pro" w:hAnsi="Source Sans Pro" w:cs="Source Sans Pro"/>
             <w:b/>
+            <w:color w:val="000000"/>
             <w:sz w:val="19"/>
             <w:szCs w:val="19"/>
-            <w:color w:val="000000"/>
             <w:u w:val="single"/>
           </w:rPr>
           <w:t>Vulnerability Scanner and Patch Prioritization Engine</w:t>
@@ -671,7 +636,15 @@
           <w:sz w:val="19"/>
           <w:szCs w:val="19"/>
         </w:rPr>
-        <w:t xml:space="preserve">  |  	</w:t>
+        <w:t xml:space="preserve">  |  </w:t>
+      </w:r>
+      <w:r>
+        <w:rPr>
+          <w:rFonts w:ascii="Source Sans Pro" w:eastAsia="Source Sans Pro" w:hAnsi="Source Sans Pro" w:cs="Source Sans Pro"/>
+          <w:sz w:val="19"/>
+          <w:szCs w:val="19"/>
+        </w:rPr>
+        <w:tab/>
       </w:r>
       <w:r>
         <w:rPr>
@@ -690,16 +663,16 @@
           <w:ilvl w:val="0"/>
           <w:numId w:val="2"/>
         </w:numPr>
-        <w:spacing w:before="13" w:after="44"/>
-      </w:pPr>
-      <w:r>
-        <w:rPr>
-          <w:rFonts w:ascii="Source Sans Pro" w:eastAsia="Source Sans Pro" w:hAnsi="Source Sans Pro" w:cs="Source Sans Pro"/>
-          <w:color w:val="000000"/>
-          <w:sz w:val="19"/>
-          <w:szCs w:val="19"/>
-        </w:rPr>
-        <w:t>Developed automated vulnerability assessment pipeline integrating Nessus and OpenVAS REST APIs in Python, generating CVE reports with CVSS severity and EPSS scoring from FIRST.org API.</w:t>
+        <w:spacing w:before="13" w:after="38"/>
+      </w:pPr>
+      <w:r>
+        <w:rPr>
+          <w:rFonts w:ascii="Source Sans Pro" w:eastAsia="Source Sans Pro" w:hAnsi="Source Sans Pro" w:cs="Source Sans Pro"/>
+          <w:color w:val="000000"/>
+          <w:sz w:val="19"/>
+          <w:szCs w:val="19"/>
+        </w:rPr>
+        <w:t>Developed automated vulnerability assessment pipeline using Nessus and OpenVAS REST APIs in Python, generating CVE reports with CVSS severity and EPSS scoring from FIRST.org API.</w:t>
       </w:r>
     </w:p>
     <w:p>
@@ -709,16 +682,16 @@
           <w:ilvl w:val="0"/>
           <w:numId w:val="2"/>
         </w:numPr>
-        <w:spacing w:before="13" w:after="44"/>
-      </w:pPr>
-      <w:r>
-        <w:rPr>
-          <w:rFonts w:ascii="Source Sans Pro" w:eastAsia="Source Sans Pro" w:hAnsi="Source Sans Pro" w:cs="Source Sans Pro"/>
-          <w:color w:val="000000"/>
-          <w:sz w:val="19"/>
-          <w:szCs w:val="19"/>
-        </w:rPr>
-        <w:t>Developed OWASP Top 10 automated web checker using Python and Bash, detecting injection, auth, and SSRF vulnerabilities.</w:t>
+        <w:spacing w:before="13" w:after="38"/>
+      </w:pPr>
+      <w:r>
+        <w:rPr>
+          <w:rFonts w:ascii="Source Sans Pro" w:eastAsia="Source Sans Pro" w:hAnsi="Source Sans Pro" w:cs="Source Sans Pro"/>
+          <w:color w:val="000000"/>
+          <w:sz w:val="19"/>
+          <w:szCs w:val="19"/>
+        </w:rPr>
+        <w:t>Developed OWASP Top 10 automated web checker to detect web vulnerabilities (injection, auth, SSRF) and documented SQL injection remediation.</w:t>
       </w:r>
     </w:p>
     <w:p>
@@ -728,24 +701,33 @@
           <w:ilvl w:val="0"/>
           <w:numId w:val="2"/>
         </w:numPr>
-        <w:spacing w:before="13" w:after="44"/>
-      </w:pPr>
-      <w:r>
-        <w:rPr>
-          <w:rFonts w:ascii="Source Sans Pro" w:eastAsia="Source Sans Pro" w:hAnsi="Source Sans Pro" w:cs="Source Sans Pro"/>
-          <w:color w:val="000000"/>
-          <w:sz w:val="19"/>
-          <w:szCs w:val="19"/>
-        </w:rPr>
-        <w:t>Automated scan scheduling via Bash and cron; built delta-scan logic for CVE flagging and remediation SLA deadlines (Critical=24hrs, High=7 days, Medium=30 days) using Nessus and OpenVAS.</w:t>
-      </w:r>
+        <w:spacing w:before="13" w:after="38"/>
+      </w:pPr>
+      <w:r>
+        <w:rPr>
+          <w:rFonts w:ascii="Source Sans Pro" w:eastAsia="Source Sans Pro" w:hAnsi="Source Sans Pro" w:cs="Source Sans Pro"/>
+          <w:color w:val="000000"/>
+          <w:sz w:val="19"/>
+          <w:szCs w:val="19"/>
+        </w:rPr>
+        <w:t>Automated scan scheduling via Bash and cron; built delta-scan logic to flag new CVEs and calculate remediation SLA deadlines (Critical=24hrs, High=7 days, Medium=30 days).</w:t>
+      </w:r>
+    </w:p>
+    <w:p>
+      <w:pPr>
+        <w:pStyle w:val="ListParagraph"/>
+        <w:spacing w:before="30" w:after="30"/>
+        <w:ind w:left="450"/>
+      </w:pPr>
     </w:p>
     <w:p>
       <w:pPr>
         <w:pBdr>
           <w:bottom w:val="single" w:sz="6" w:space="1" w:color="000000"/>
         </w:pBdr>
-        <w:spacing w:before="35" w:after="35"/>
+        <w:spacing w:before="141" w:after="0"/>
+      </w:pPr>
+      <w:r>
         <w:rPr>
           <w:rFonts w:ascii="Source Sans Pro" w:eastAsia="Source Sans Pro" w:hAnsi="Source Sans Pro" w:cs="Source Sans Pro"/>
           <w:b/>
@@ -754,16 +736,125 @@
           <w:sz w:val="22"/>
           <w:szCs w:val="22"/>
         </w:rPr>
-      </w:pPr>
+        <w:t>Technical Skills</w:t>
+      </w:r>
+    </w:p>
+    <w:p>
+      <w:pPr>
+        <w:spacing w:before="54" w:after="54"/>
+      </w:pPr>
+      <w:r>
+        <w:rPr>
+          <w:rFonts w:ascii="Source Sans Pro" w:eastAsia="Source Sans Pro" w:hAnsi="Source Sans Pro" w:cs="Source Sans Pro"/>
+          <w:b/>
+          <w:sz w:val="19"/>
+          <w:szCs w:val="19"/>
+        </w:rPr>
+        <w:t xml:space="preserve">SOC Operations: </w:t>
+      </w:r>
+      <w:r>
+        <w:rPr>
+          <w:rFonts w:ascii="Source Sans Pro" w:eastAsia="Source Sans Pro" w:hAnsi="Source Sans Pro" w:cs="Source Sans Pro"/>
+          <w:sz w:val="19"/>
+          <w:szCs w:val="19"/>
+        </w:rPr>
+        <w:t>Alert triage, incident investigation, log analysis, threat detection, escalation, false positive analysis</w:t>
+      </w:r>
+    </w:p>
+    <w:p>
+      <w:pPr>
+        <w:spacing w:before="54" w:after="54"/>
+      </w:pPr>
+      <w:r>
+        <w:rPr>
+          <w:rFonts w:ascii="Source Sans Pro" w:eastAsia="Source Sans Pro" w:hAnsi="Source Sans Pro" w:cs="Source Sans Pro"/>
+          <w:b/>
+          <w:sz w:val="19"/>
+          <w:szCs w:val="19"/>
+        </w:rPr>
+        <w:t xml:space="preserve">SIEM &amp; Monitoring: </w:t>
+      </w:r>
+      <w:r>
+        <w:rPr>
+          <w:rFonts w:ascii="Source Sans Pro" w:eastAsia="Source Sans Pro" w:hAnsi="Source Sans Pro" w:cs="Source Sans Pro"/>
+          <w:sz w:val="19"/>
+          <w:szCs w:val="19"/>
+        </w:rPr>
+        <w:t>Splunk (SPL), Elastic SIEM (basic), Windows Event Logs, Sysmon, Wireshark</w:t>
+      </w:r>
+    </w:p>
+    <w:p>
+      <w:pPr>
+        <w:spacing w:before="54" w:after="54"/>
+      </w:pPr>
+      <w:r>
+        <w:rPr>
+          <w:rFonts w:ascii="Source Sans Pro" w:eastAsia="Source Sans Pro" w:hAnsi="Source Sans Pro" w:cs="Source Sans Pro"/>
+          <w:b/>
+          <w:sz w:val="19"/>
+          <w:szCs w:val="19"/>
+        </w:rPr>
+        <w:t xml:space="preserve">Threat Intelligence: </w:t>
+      </w:r>
+      <w:r>
+        <w:rPr>
+          <w:rFonts w:ascii="Source Sans Pro" w:eastAsia="Source Sans Pro" w:hAnsi="Source Sans Pro" w:cs="Source Sans Pro"/>
+          <w:sz w:val="19"/>
+          <w:szCs w:val="19"/>
+        </w:rPr>
+        <w:t>MITRE ATT&amp;CK, IOC analysis, VirusTotal, OSINT enrichment, Cyber Kill Chain</w:t>
+      </w:r>
+    </w:p>
+    <w:p>
+      <w:pPr>
+        <w:spacing w:before="54" w:after="54"/>
+      </w:pPr>
+      <w:r>
+        <w:rPr>
+          <w:rFonts w:ascii="Source Sans Pro" w:eastAsia="Source Sans Pro" w:hAnsi="Source Sans Pro" w:cs="Source Sans Pro"/>
+          <w:b/>
+          <w:sz w:val="19"/>
+          <w:szCs w:val="19"/>
+        </w:rPr>
+        <w:t xml:space="preserve">Systems &amp; Networking: </w:t>
+      </w:r>
+      <w:r>
+        <w:rPr>
+          <w:rFonts w:ascii="Source Sans Pro" w:eastAsia="Source Sans Pro" w:hAnsi="Source Sans Pro" w:cs="Source Sans Pro"/>
+          <w:sz w:val="19"/>
+          <w:szCs w:val="19"/>
+        </w:rPr>
+        <w:t>Windows internals, Linux fundamentals, TCP/IP, DNS, HTTP/S, firewall and IDS/IPS concepts</w:t>
+      </w:r>
+    </w:p>
+    <w:p>
+      <w:pPr>
+        <w:spacing w:before="54" w:after="54"/>
+      </w:pPr>
+      <w:r>
+        <w:rPr>
+          <w:rFonts w:ascii="Source Sans Pro" w:eastAsia="Source Sans Pro" w:hAnsi="Source Sans Pro" w:cs="Source Sans Pro"/>
+          <w:b/>
+          <w:sz w:val="19"/>
+          <w:szCs w:val="19"/>
+        </w:rPr>
+        <w:t xml:space="preserve">Automation: </w:t>
+      </w:r>
+      <w:r>
+        <w:rPr>
+          <w:rFonts w:ascii="Source Sans Pro" w:eastAsia="Source Sans Pro" w:hAnsi="Source Sans Pro" w:cs="Source Sans Pro"/>
+          <w:sz w:val="19"/>
+          <w:szCs w:val="19"/>
+        </w:rPr>
+        <w:t>Python, Bash (basic), regular expressions, Risk</w:t>
+      </w:r>
     </w:p>
     <w:p>
       <w:pPr>
         <w:pBdr>
           <w:bottom w:val="single" w:sz="6" w:space="1" w:color="000000"/>
         </w:pBdr>
-        <w:spacing w:before="158" w:after="0"/>
-      </w:pPr>
-      <w:r>
+        <w:spacing w:before="30" w:after="30"/>
         <w:rPr>
           <w:rFonts w:ascii="Source Sans Pro" w:eastAsia="Source Sans Pro" w:hAnsi="Source Sans Pro" w:cs="Source Sans Pro"/>
           <w:b/>
@@ -772,141 +863,14 @@
           <w:sz w:val="22"/>
           <w:szCs w:val="22"/>
         </w:rPr>
-        <w:t>Technical Skills</w:t>
-      </w:r>
-    </w:p>
-    <w:p>
-      <w:pPr>
-        <w:spacing w:before="59" w:after="59"/>
-      </w:pPr>
-      <w:r>
-        <w:rPr>
-          <w:rFonts w:ascii="Source Sans Pro" w:eastAsia="Source Sans Pro" w:hAnsi="Source Sans Pro" w:cs="Source Sans Pro"/>
-          <w:b/>
-          <w:sz w:val="19"/>
-          <w:szCs w:val="19"/>
-        </w:rPr>
-        <w:t xml:space="preserve">SOC Operations: </w:t>
-      </w:r>
-      <w:r>
-        <w:rPr>
-          <w:rFonts w:ascii="Source Sans Pro" w:eastAsia="Source Sans Pro" w:hAnsi="Source Sans Pro" w:cs="Source Sans Pro"/>
-          <w:sz w:val="19"/>
-          <w:szCs w:val="19"/>
-        </w:rPr>
-        <w:t>Alert triage, incident investigation, log analysis, threat detection, escalation, false positive analysis</w:t>
-      </w:r>
-    </w:p>
-    <w:p>
-      <w:pPr>
-        <w:spacing w:before="59" w:after="59"/>
-      </w:pPr>
-      <w:r>
-        <w:rPr>
-          <w:rFonts w:ascii="Source Sans Pro" w:eastAsia="Source Sans Pro" w:hAnsi="Source Sans Pro" w:cs="Source Sans Pro"/>
-          <w:b/>
-          <w:sz w:val="19"/>
-          <w:szCs w:val="19"/>
-        </w:rPr>
-        <w:t xml:space="preserve">SIEM &amp; Monitoring: </w:t>
-      </w:r>
-      <w:r>
-        <w:rPr>
-          <w:rFonts w:ascii="Source Sans Pro" w:eastAsia="Source Sans Pro" w:hAnsi="Source Sans Pro" w:cs="Source Sans Pro"/>
-          <w:sz w:val="19"/>
-          <w:szCs w:val="19"/>
-        </w:rPr>
-        <w:t>Splunk (SPL), Elastic SIEM (basic), Windows Event Logs, Sysmon, Wireshark</w:t>
-      </w:r>
-    </w:p>
-    <w:p>
-      <w:pPr>
-        <w:spacing w:before="59" w:after="59"/>
-      </w:pPr>
-      <w:r>
-        <w:rPr>
-          <w:rFonts w:ascii="Source Sans Pro" w:eastAsia="Source Sans Pro" w:hAnsi="Source Sans Pro" w:cs="Source Sans Pro"/>
-          <w:b/>
-          <w:sz w:val="19"/>
-          <w:szCs w:val="19"/>
-        </w:rPr>
-        <w:t xml:space="preserve">Threat Intelligence: </w:t>
-      </w:r>
-      <w:r>
-        <w:rPr>
-          <w:rFonts w:ascii="Source Sans Pro" w:eastAsia="Source Sans Pro" w:hAnsi="Source Sans Pro" w:cs="Source Sans Pro"/>
-          <w:sz w:val="19"/>
-          <w:szCs w:val="19"/>
-        </w:rPr>
-        <w:t>MITRE ATT&amp;CK, IOC analysis, VirusTotal, OSINT enrichment, Cyber Kill Chain</w:t>
-      </w:r>
-    </w:p>
-    <w:p>
-      <w:pPr>
-        <w:spacing w:before="59" w:after="59"/>
-      </w:pPr>
-      <w:r>
-        <w:rPr>
-          <w:rFonts w:ascii="Source Sans Pro" w:eastAsia="Source Sans Pro" w:hAnsi="Source Sans Pro" w:cs="Source Sans Pro"/>
-          <w:b/>
-          <w:sz w:val="19"/>
-          <w:szCs w:val="19"/>
-        </w:rPr>
-        <w:t xml:space="preserve">Systems &amp; Networking: </w:t>
-      </w:r>
-      <w:r>
-        <w:rPr>
-          <w:rFonts w:ascii="Source Sans Pro" w:eastAsia="Source Sans Pro" w:hAnsi="Source Sans Pro" w:cs="Source Sans Pro"/>
-          <w:sz w:val="19"/>
-          <w:szCs w:val="19"/>
-        </w:rPr>
-        <w:t>Windows internals, Linux fundamentals, TCP/IP, DNS, HTTP/S, firewall and IDS/IPS concepts</w:t>
-      </w:r>
-    </w:p>
-    <w:p>
-      <w:pPr>
-        <w:spacing w:before="59" w:after="59"/>
-      </w:pPr>
-      <w:r>
-        <w:rPr>
-          <w:rFonts w:ascii="Source Sans Pro" w:eastAsia="Source Sans Pro" w:hAnsi="Source Sans Pro" w:cs="Source Sans Pro"/>
-          <w:b/>
-          <w:sz w:val="19"/>
-          <w:szCs w:val="19"/>
-        </w:rPr>
-        <w:t xml:space="preserve">Automation: </w:t>
-      </w:r>
-      <w:r>
-        <w:rPr>
-          <w:rFonts w:ascii="Source Sans Pro" w:eastAsia="Source Sans Pro" w:hAnsi="Source Sans Pro" w:cs="Source Sans Pro"/>
-          <w:sz w:val="19"/>
-          <w:szCs w:val="19"/>
-        </w:rPr>
-        <w:t>Python, Bash (basic), regular expressions, Risk</w:t>
-      </w:r>
+      </w:pPr>
     </w:p>
     <w:p>
       <w:pPr>
         <w:pBdr>
           <w:bottom w:val="single" w:sz="6" w:space="1" w:color="000000"/>
         </w:pBdr>
-        <w:spacing w:before="35" w:after="35"/>
-        <w:rPr>
-          <w:rFonts w:ascii="Source Sans Pro" w:eastAsia="Source Sans Pro" w:hAnsi="Source Sans Pro" w:cs="Source Sans Pro"/>
-          <w:b/>
-          <w:bCs/>
-          <w:color w:val="000000"/>
-          <w:sz w:val="22"/>
-          <w:szCs w:val="22"/>
-        </w:rPr>
-      </w:pPr>
-    </w:p>
-    <w:p>
-      <w:pPr>
-        <w:pBdr>
-          <w:bottom w:val="single" w:sz="6" w:space="1" w:color="000000"/>
-        </w:pBdr>
-        <w:spacing w:before="158" w:after="0"/>
+        <w:spacing w:before="141" w:after="0"/>
       </w:pPr>
       <w:r>
         <w:rPr>
@@ -927,7 +891,7 @@
           <w:ilvl w:val="0"/>
           <w:numId w:val="2"/>
         </w:numPr>
-        <w:spacing w:before="13" w:after="44"/>
+        <w:spacing w:before="13" w:after="38"/>
       </w:pPr>
       <w:r>
         <w:rPr>
@@ -946,7 +910,7 @@
           <w:ilvl w:val="0"/>
           <w:numId w:val="2"/>
         </w:numPr>
-        <w:spacing w:before="13" w:after="44"/>
+        <w:spacing w:before="13" w:after="38"/>
       </w:pPr>
       <w:r>
         <w:rPr>

--- a/resumes/Resume_Risk_and_Regulatory-_IA-_FS_-_Cyber_PwC_Acceleration_Center_India__MNC_.docx
+++ b/resumes/Resume_Risk_and_Regulatory-_IA-_FS_-_Cyber_PwC_Acceleration_Center_India__MNC_.docx
@@ -117,7 +117,7 @@
         <w:pBdr>
           <w:bottom w:val="single" w:sz="6" w:space="1" w:color="000000"/>
         </w:pBdr>
-        <w:spacing w:before="141" w:after="0"/>
+        <w:spacing w:before="112" w:after="0"/>
       </w:pPr>
       <w:r>
         <w:rPr>
@@ -289,7 +289,7 @@
     </w:p>
     <w:p>
       <w:pPr>
-        <w:spacing w:before="30" w:after="30"/>
+        <w:spacing w:before="23" w:after="23"/>
       </w:pPr>
     </w:p>
     <w:p>
@@ -297,7 +297,7 @@
         <w:pBdr>
           <w:bottom w:val="single" w:sz="6" w:space="1" w:color="000000"/>
         </w:pBdr>
-        <w:spacing w:before="141" w:after="0"/>
+        <w:spacing w:before="112" w:after="0"/>
       </w:pPr>
       <w:r>
         <w:rPr>
@@ -404,16 +404,16 @@
           <w:ilvl w:val="0"/>
           <w:numId w:val="2"/>
         </w:numPr>
-        <w:spacing w:before="13" w:after="38"/>
-      </w:pPr>
-      <w:r>
-        <w:rPr>
-          <w:rFonts w:ascii="Source Sans Pro" w:eastAsia="Source Sans Pro" w:hAnsi="Source Sans Pro" w:cs="Source Sans Pro"/>
-          <w:color w:val="000000"/>
-          <w:sz w:val="19"/>
-          <w:szCs w:val="19"/>
-        </w:rPr>
-        <w:t>Triaged 50+ weekly inventory reimbursement cases by severity and policy eligibility, following structured case triage and escalation workflows.</w:t>
+        <w:spacing w:before="13" w:after="32"/>
+      </w:pPr>
+      <w:r>
+        <w:rPr>
+          <w:rFonts w:ascii="Source Sans Pro" w:eastAsia="Source Sans Pro" w:hAnsi="Source Sans Pro" w:cs="Source Sans Pro"/>
+          <w:color w:val="000000"/>
+          <w:sz w:val="19"/>
+          <w:szCs w:val="19"/>
+        </w:rPr>
+        <w:t>Triaged 50+ weekly inventory reimbursement cases by severity and policy eligibility, following structured case triage and escalation workflows to identify risk and regulatory compliance issues.</w:t>
       </w:r>
     </w:p>
     <w:p>
@@ -423,16 +423,16 @@
           <w:ilvl w:val="0"/>
           <w:numId w:val="2"/>
         </w:numPr>
-        <w:spacing w:before="13" w:after="38"/>
-      </w:pPr>
-      <w:r>
-        <w:rPr>
-          <w:rFonts w:ascii="Source Sans Pro" w:eastAsia="Source Sans Pro" w:hAnsi="Source Sans Pro" w:cs="Source Sans Pro"/>
-          <w:color w:val="000000"/>
-          <w:sz w:val="19"/>
-          <w:szCs w:val="19"/>
-        </w:rPr>
-        <w:t>Conducted root cause analysis on seller claims, identifying policy violations and anomalous patterns; escalated findings to senior reviewers.</w:t>
+        <w:spacing w:before="13" w:after="32"/>
+      </w:pPr>
+      <w:r>
+        <w:rPr>
+          <w:rFonts w:ascii="Source Sans Pro" w:eastAsia="Source Sans Pro" w:hAnsi="Source Sans Pro" w:cs="Source Sans Pro"/>
+          <w:color w:val="000000"/>
+          <w:sz w:val="19"/>
+          <w:szCs w:val="19"/>
+        </w:rPr>
+        <w:t>Conducted root cause analysis on seller claims, identifying policy violations and anomalous patterns, and escalated findings to senior reviewers for risk mitigation and regulatory adherence.</w:t>
       </w:r>
     </w:p>
     <w:p>
@@ -442,16 +442,16 @@
           <w:ilvl w:val="0"/>
           <w:numId w:val="2"/>
         </w:numPr>
-        <w:spacing w:before="13" w:after="38"/>
-      </w:pPr>
-      <w:r>
-        <w:rPr>
-          <w:rFonts w:ascii="Source Sans Pro" w:eastAsia="Source Sans Pro" w:hAnsi="Source Sans Pro" w:cs="Source Sans Pro"/>
-          <w:color w:val="000000"/>
-          <w:sz w:val="19"/>
-          <w:szCs w:val="19"/>
-        </w:rPr>
-        <w:t>Maintained audit-ready case documentation, recording findings, decisions, corrective actions, and evidence notes.</w:t>
+        <w:spacing w:before="13" w:after="32"/>
+      </w:pPr>
+      <w:r>
+        <w:rPr>
+          <w:rFonts w:ascii="Source Sans Pro" w:eastAsia="Source Sans Pro" w:hAnsi="Source Sans Pro" w:cs="Source Sans Pro"/>
+          <w:color w:val="000000"/>
+          <w:sz w:val="19"/>
+          <w:szCs w:val="19"/>
+        </w:rPr>
+        <w:t>Maintained audit-ready case documentation recording investigation findings, decisions, evidence notes, and corrective actions to ensure regulatory compliance and risk management.</w:t>
       </w:r>
     </w:p>
     <w:p>
@@ -461,21 +461,21 @@
           <w:ilvl w:val="0"/>
           <w:numId w:val="2"/>
         </w:numPr>
-        <w:spacing w:before="13" w:after="38"/>
-      </w:pPr>
-      <w:r>
-        <w:rPr>
-          <w:rFonts w:ascii="Source Sans Pro" w:eastAsia="Source Sans Pro" w:hAnsi="Source Sans Pro" w:cs="Source Sans Pro"/>
-          <w:color w:val="000000"/>
-          <w:sz w:val="19"/>
-          <w:szCs w:val="19"/>
-        </w:rPr>
-        <w:t>Spotted recurring fraud patterns across 200+ weekly cases and flagged them early, reducing repeat-issue investigation time before escalation.</w:t>
-      </w:r>
-    </w:p>
-    <w:p>
-      <w:pPr>
-        <w:spacing w:before="30" w:after="30"/>
+        <w:spacing w:before="13" w:after="32"/>
+      </w:pPr>
+      <w:r>
+        <w:rPr>
+          <w:rFonts w:ascii="Source Sans Pro" w:eastAsia="Source Sans Pro" w:hAnsi="Source Sans Pro" w:cs="Source Sans Pro"/>
+          <w:color w:val="000000"/>
+          <w:sz w:val="19"/>
+          <w:szCs w:val="19"/>
+        </w:rPr>
+        <w:t>Spotted recurring fraud patterns across 200+ weekly cases and flagged them early, reducing repeat-issue investigation time before escalation to prevent risk and regulatory non-compliance.</w:t>
+      </w:r>
+    </w:p>
+    <w:p>
+      <w:pPr>
+        <w:spacing w:before="23" w:after="23"/>
         <w:rPr>
           <w:rFonts w:ascii="Source Sans Pro" w:eastAsia="Source Sans Pro" w:hAnsi="Source Sans Pro" w:cs="Source Sans Pro"/>
           <w:b/>
@@ -488,7 +488,7 @@
     </w:p>
     <w:p>
       <w:pPr>
-        <w:spacing w:before="134" w:after="13"/>
+        <w:spacing w:before="105" w:after="13"/>
       </w:pPr>
       <w:r>
         <w:rPr>
@@ -555,16 +555,16 @@
           <w:ilvl w:val="0"/>
           <w:numId w:val="2"/>
         </w:numPr>
-        <w:spacing w:before="13" w:after="38"/>
-      </w:pPr>
-      <w:r>
-        <w:rPr>
-          <w:rFonts w:ascii="Source Sans Pro" w:eastAsia="Source Sans Pro" w:hAnsi="Source Sans Pro" w:cs="Source Sans Pro"/>
-          <w:color w:val="000000"/>
-          <w:sz w:val="19"/>
-          <w:szCs w:val="19"/>
-        </w:rPr>
-        <w:t>Deployed Splunk SIEM with SPL searches for brute-force detection, lateral movement, and privilege escalation (T1110, T1078, T1059); mapped TTPs and wrote incident report.</w:t>
+        <w:spacing w:before="13" w:after="32"/>
+      </w:pPr>
+      <w:r>
+        <w:rPr>
+          <w:rFonts w:ascii="Source Sans Pro" w:eastAsia="Source Sans Pro" w:hAnsi="Source Sans Pro" w:cs="Source Sans Pro"/>
+          <w:color w:val="000000"/>
+          <w:sz w:val="19"/>
+          <w:szCs w:val="19"/>
+        </w:rPr>
+        <w:t>Deployed Splunk SIEM with SPL searches for brute-force detection, lateral movement, and privilege escalation (T1110, T1078, T1059); mapped TTPs to MITRE ATT&amp;CK and wrote incident report.</w:t>
       </w:r>
     </w:p>
     <w:p>
@@ -574,16 +574,16 @@
           <w:ilvl w:val="0"/>
           <w:numId w:val="2"/>
         </w:numPr>
-        <w:spacing w:before="13" w:after="38"/>
-      </w:pPr>
-      <w:r>
-        <w:rPr>
-          <w:rFonts w:ascii="Source Sans Pro" w:eastAsia="Source Sans Pro" w:hAnsi="Source Sans Pro" w:cs="Source Sans Pro"/>
-          <w:color w:val="000000"/>
-          <w:sz w:val="19"/>
-          <w:szCs w:val="19"/>
-        </w:rPr>
-        <w:t>Built automated SOAR-style detection pipeline: Python script ingests Splunk alerts, enriches with VirusTotal API, and dispatches Telegram notifications with severity classification.</w:t>
+        <w:spacing w:before="13" w:after="32"/>
+      </w:pPr>
+      <w:r>
+        <w:rPr>
+          <w:rFonts w:ascii="Source Sans Pro" w:eastAsia="Source Sans Pro" w:hAnsi="Source Sans Pro" w:cs="Source Sans Pro"/>
+          <w:color w:val="000000"/>
+          <w:sz w:val="19"/>
+          <w:szCs w:val="19"/>
+        </w:rPr>
+        <w:t>Developed SOAR-style detection pipeline: Python script ingests Splunk alerts, enriches with VirusTotal API, and dispatches Telegram notifications with severity classification.</w:t>
       </w:r>
     </w:p>
     <w:p>
@@ -593,7 +593,7 @@
           <w:ilvl w:val="0"/>
           <w:numId w:val="2"/>
         </w:numPr>
-        <w:spacing w:before="13" w:after="38"/>
+        <w:spacing w:before="13" w:after="32"/>
       </w:pPr>
       <w:r>
         <w:rPr>
@@ -607,7 +607,7 @@
     </w:p>
     <w:p>
       <w:pPr>
-        <w:spacing w:before="30" w:after="30"/>
+        <w:spacing w:before="23" w:after="23"/>
       </w:pPr>
     </w:p>
     <w:p>
@@ -663,16 +663,16 @@
           <w:ilvl w:val="0"/>
           <w:numId w:val="2"/>
         </w:numPr>
-        <w:spacing w:before="13" w:after="38"/>
-      </w:pPr>
-      <w:r>
-        <w:rPr>
-          <w:rFonts w:ascii="Source Sans Pro" w:eastAsia="Source Sans Pro" w:hAnsi="Source Sans Pro" w:cs="Source Sans Pro"/>
-          <w:color w:val="000000"/>
-          <w:sz w:val="19"/>
-          <w:szCs w:val="19"/>
-        </w:rPr>
-        <w:t>Developed automated vulnerability assessment pipeline using Nessus and OpenVAS REST APIs in Python, generating CVE reports with CVSS severity and EPSS scoring from FIRST.org API.</w:t>
+        <w:spacing w:before="13" w:after="32"/>
+      </w:pPr>
+      <w:r>
+        <w:rPr>
+          <w:rFonts w:ascii="Source Sans Pro" w:eastAsia="Source Sans Pro" w:hAnsi="Source Sans Pro" w:cs="Source Sans Pro"/>
+          <w:color w:val="000000"/>
+          <w:sz w:val="19"/>
+          <w:szCs w:val="19"/>
+        </w:rPr>
+        <w:t>Developed automated vulnerability assessment pipeline integrating Nessus and OpenVAS APIs in Python, generating CVE reports with CVSS severity classification and EPSS scoring from FIRST.org API.</w:t>
       </w:r>
     </w:p>
     <w:p>
@@ -682,7 +682,7 @@
           <w:ilvl w:val="0"/>
           <w:numId w:val="2"/>
         </w:numPr>
-        <w:spacing w:before="13" w:after="38"/>
+        <w:spacing w:before="13" w:after="32"/>
       </w:pPr>
       <w:r>
         <w:rPr>
@@ -701,22 +701,22 @@
           <w:ilvl w:val="0"/>
           <w:numId w:val="2"/>
         </w:numPr>
-        <w:spacing w:before="13" w:after="38"/>
-      </w:pPr>
-      <w:r>
-        <w:rPr>
-          <w:rFonts w:ascii="Source Sans Pro" w:eastAsia="Source Sans Pro" w:hAnsi="Source Sans Pro" w:cs="Source Sans Pro"/>
-          <w:color w:val="000000"/>
-          <w:sz w:val="19"/>
-          <w:szCs w:val="19"/>
-        </w:rPr>
-        <w:t>Automated scan scheduling via Bash and cron; built delta-scan logic to flag new CVEs and calculate remediation SLA deadlines (Critical=24hrs, High=7 days, Medium=30 days).</w:t>
+        <w:spacing w:before="13" w:after="32"/>
+      </w:pPr>
+      <w:r>
+        <w:rPr>
+          <w:rFonts w:ascii="Source Sans Pro" w:eastAsia="Source Sans Pro" w:hAnsi="Source Sans Pro" w:cs="Source Sans Pro"/>
+          <w:color w:val="000000"/>
+          <w:sz w:val="19"/>
+          <w:szCs w:val="19"/>
+        </w:rPr>
+        <w:t>Automated scan scheduling via Bash and cron; built delta-scan logic to flag new CVEs and calculate remediation deadlines (Critical=24hrs, High=7 days, Medium=30 days).</w:t>
       </w:r>
     </w:p>
     <w:p>
       <w:pPr>
         <w:pStyle w:val="ListParagraph"/>
-        <w:spacing w:before="30" w:after="30"/>
+        <w:spacing w:before="23" w:after="23"/>
         <w:ind w:left="450"/>
       </w:pPr>
     </w:p>
@@ -725,7 +725,7 @@
         <w:pBdr>
           <w:bottom w:val="single" w:sz="6" w:space="1" w:color="000000"/>
         </w:pBdr>
-        <w:spacing w:before="141" w:after="0"/>
+        <w:spacing w:before="112" w:after="0"/>
       </w:pPr>
       <w:r>
         <w:rPr>
@@ -741,7 +741,7 @@
     </w:p>
     <w:p>
       <w:pPr>
-        <w:spacing w:before="54" w:after="54"/>
+        <w:spacing w:before="47" w:after="47"/>
       </w:pPr>
       <w:r>
         <w:rPr>
@@ -763,7 +763,7 @@
     </w:p>
     <w:p>
       <w:pPr>
-        <w:spacing w:before="54" w:after="54"/>
+        <w:spacing w:before="47" w:after="47"/>
       </w:pPr>
       <w:r>
         <w:rPr>
@@ -785,7 +785,7 @@
     </w:p>
     <w:p>
       <w:pPr>
-        <w:spacing w:before="54" w:after="54"/>
+        <w:spacing w:before="47" w:after="47"/>
       </w:pPr>
       <w:r>
         <w:rPr>
@@ -807,7 +807,7 @@
     </w:p>
     <w:p>
       <w:pPr>
-        <w:spacing w:before="54" w:after="54"/>
+        <w:spacing w:before="47" w:after="47"/>
       </w:pPr>
       <w:r>
         <w:rPr>
@@ -829,7 +829,7 @@
     </w:p>
     <w:p>
       <w:pPr>
-        <w:spacing w:before="54" w:after="54"/>
+        <w:spacing w:before="47" w:after="47"/>
       </w:pPr>
       <w:r>
         <w:rPr>
@@ -854,7 +854,7 @@
         <w:pBdr>
           <w:bottom w:val="single" w:sz="6" w:space="1" w:color="000000"/>
         </w:pBdr>
-        <w:spacing w:before="30" w:after="30"/>
+        <w:spacing w:before="23" w:after="23"/>
         <w:rPr>
           <w:rFonts w:ascii="Source Sans Pro" w:eastAsia="Source Sans Pro" w:hAnsi="Source Sans Pro" w:cs="Source Sans Pro"/>
           <w:b/>
@@ -870,7 +870,7 @@
         <w:pBdr>
           <w:bottom w:val="single" w:sz="6" w:space="1" w:color="000000"/>
         </w:pBdr>
-        <w:spacing w:before="141" w:after="0"/>
+        <w:spacing w:before="112" w:after="0"/>
       </w:pPr>
       <w:r>
         <w:rPr>
@@ -891,7 +891,7 @@
           <w:ilvl w:val="0"/>
           <w:numId w:val="2"/>
         </w:numPr>
-        <w:spacing w:before="13" w:after="38"/>
+        <w:spacing w:before="13" w:after="32"/>
       </w:pPr>
       <w:r>
         <w:rPr>
@@ -910,7 +910,7 @@
           <w:ilvl w:val="0"/>
           <w:numId w:val="2"/>
         </w:numPr>
-        <w:spacing w:before="13" w:after="38"/>
+        <w:spacing w:before="13" w:after="32"/>
       </w:pPr>
       <w:r>
         <w:rPr>
